--- a/document_templates/russian_library/Претензии/Финансовые_услуги/шаблон_Досудебные_претензия.docx
+++ b/document_templates/russian_library/Претензии/Финансовые_услуги/шаблон_Досудебные_претензия.docx
@@ -36,13 +36,12 @@
           <w:lang w:val="en-US"/>
         </w:rPr>
       </w:pPr>
-      <w:proofErr w:type="gramStart"/>
       <w:r>
         <w:rPr>
           <w:rStyle w:val="citation-401"/>
           <w:lang w:val="en-US"/>
         </w:rPr>
-        <w:t>{{ recipient_w_t_w_r_w_prooferr_w_type_gramend_w_r_w_rsidrpr_004463ef_w_rpr_w_rstyle_w_val_citation_401_w_lang_w_val_en_us_w_rpr_w_t_address_requisites }}</w:t>
+        <w:t>{{ recipient_address_requisites }}</w:t>
       </w:r>
     </w:p>
     <w:p>
@@ -79,7 +78,7 @@
           <w:rStyle w:val="citation-400"/>
           <w:lang w:val="en-US"/>
         </w:rPr>
-        <w:t xml:space="preserve">: {{ w_t_w_r_w_prooferr_w_type_spellstart_w_r_w_rsidrpr_00d41cd0_w_rpr_w_rstyle_w_val_citation_400_w_lang_w_val_en_us_w_rpr_w_t_sender_name_passport_w_t_w_r_w_prooferr_w_type_spellend_w_r_w_rsidrpr_00d41cd0_w_rpr_w_rstyle_w_val_citation_400_w_lang_w_val_en_us_w_rpr_w_t_xml_space_preserve }}</w:t>
+        <w:t xml:space="preserve">: {{ sender_name_passport }}</w:t>
       </w:r>
     </w:p>
     <w:p>
@@ -116,7 +115,7 @@
           <w:rStyle w:val="citation-399"/>
           <w:lang w:val="en-US"/>
         </w:rPr>
-        <w:t xml:space="preserve">: {{ w_t_w_r_w_prooferr_w_type_spellstart_w_r_w_rsidrpr_00d41cd0_w_rpr_w_rstyle_w_val_citation_399_w_lang_w_val_en_us_w_rpr_w_t_sender_address_w_t_w_r_w_prooferr_w_type_spellend_w_r_w_rsidrpr_00d41cd0_w_rpr_w_rstyle_w_val_citation_399_w_lang_w_val_en_us_w_rpr_w_t_xml_space_preserve }}</w:t>
+        <w:t xml:space="preserve">: {{ sender_address }}</w:t>
       </w:r>
     </w:p>
     <w:p>
@@ -134,7 +133,7 @@
           <w:rStyle w:val="citation-398"/>
           <w:lang w:val="en-US"/>
         </w:rPr>
-        <w:t xml:space="preserve">{{ w_t_w_r_w_prooferr_w_type_spellstart_w_r_w_rsidrpr_00d41cd0_w_rpr_w_rstyle_w_val_citation_398_w_lang_w_val_en_us_w_rpr_w_t_claim_date_w_t_w_r_w_prooferr_w_type_spellend_w_r_w_rsidrpr_00d41cd0_w_rpr_w_rstyle_w_val_citation_398_w_lang_w_val_en_us_w_rpr_w_t_xml_space_preserve }}</w:t>
+        <w:t xml:space="preserve">{{ claim_date }}</w:t>
       </w:r>
     </w:p>
     <w:p>
@@ -157,7 +156,7 @@
           <w:rStyle w:val="citation-397"/>
           <w:lang w:val="en-US"/>
         </w:rPr>
-        <w:t xml:space="preserve">: {{ w_t_w_r_w_prooferr_w_type_spellstart_w_r_w_rsidrpr_00d41cd0_w_rpr_w_rstyle_w_val_citation_397_w_lang_w_val_en_us_w_rpr_w_t_sender_phone_w_t_w_r_w_prooferr_w_type_spellend_w_r_w_rsidrpr_00d41cd0_w_rpr_w_rstyle_w_val_citation_397_w_lang_w_val_en_us_w_rpr_w_t_xml_space_preserve }} </w:t>
+        <w:t xml:space="preserve">: {{ sender_phone }} </w:t>
       </w:r>
     </w:p>
     <w:p>
@@ -192,7 +191,7 @@
           <w:rStyle w:val="citation-396"/>
           <w:lang w:val="en-US"/>
         </w:rPr>
-        <w:t xml:space="preserve"> {{ w_t_w_r_w_prooferr_w_type_spellstart_w_r_w_rsidr_004463ef_w_rpr_w_rstyle_w_val_citation_396_w_lang_w_val_en_us_w_rpr_w_t_company_name_w_t_w_r_w_prooferr_w_type_spellend_w_r_w_rsidr_004463ef_w_rpr_w_rstyle_w_val_citation_396_w_lang_w_val_en_us_w_rpr_w_t_xml_space_preserve }}</w:t>
+        <w:t xml:space="preserve"> {{ company_name }}</w:t>
       </w:r>
     </w:p>
     <w:p>
@@ -221,13 +220,12 @@
         </w:rPr>
         <w:t xml:space="preserve">. </w:t>
       </w:r>
-      <w:proofErr w:type="gramStart"/>
       <w:r>
         <w:rPr>
           <w:rStyle w:val="citation-395"/>
           <w:lang w:val="en-US"/>
         </w:rPr>
-        <w:t>{{ event_w_t_w_r_w_prooferr_w_type_gramend_w_r_w_rsidrpr_004463ef_w_rpr_w_rstyle_w_val_citation_395_w_lang_w_val_en_us_w_rpr_w_t_xml_space_preserve_description }}. </w:t>
+        <w:t>{{ event_description }}. </w:t>
       </w:r>
     </w:p>
     <w:p>
@@ -273,13 +271,12 @@
           <w:lang w:val="en-US"/>
         </w:rPr>
       </w:pPr>
-      <w:proofErr w:type="gramStart"/>
       <w:r>
         <w:rPr>
           <w:rStyle w:val="citation-392"/>
           <w:lang w:val="en-US"/>
         </w:rPr>
-        <w:t xml:space="preserve">{{ w_t_w_r_w_prooferr_w_type_spellstart_w_r_w_rsidrpr_00d41cd0_w_rpr_w_rstyle_w_val_citation_392_w_lang_w_val_en_us_w_rpr_w_t_claim_w_t_w_r_w_prooferr_w_type_gramend_w_r_w_rsidrpr_00d41cd0_w_rpr_w_rstyle_w_val_citation_392_w_lang_w_val_en_us_w_rpr_w_t_demands_w_t_w_r_w_prooferr_w_type_spellend_w_r_w_rsidrpr_00d41cd0_w_rpr_w_rstyle_w_val_citation_392_w_lang_w_val_en_us_w_rpr_w_t_xml_space_preserve }}. </w:t>
+        <w:t xml:space="preserve">{{ claim_demands }}. </w:t>
       </w:r>
     </w:p>
     <w:p>
@@ -313,13 +310,12 @@
           <w:lang w:val="en-US"/>
         </w:rPr>
       </w:pPr>
-      <w:proofErr w:type="gramStart"/>
       <w:r>
         <w:rPr>
           <w:rStyle w:val="citation-390"/>
           <w:lang w:val="en-US"/>
         </w:rPr>
-        <w:t xml:space="preserve">{{ w_t_w_r_w_prooferr_w_type_spellstart_w_r_w_rsidrpr_00d41cd0_w_rpr_w_rstyle_w_val_citation_390_w_lang_w_val_en_us_w_rpr_w_t_attachment_w_t_w_r_w_prooferr_w_type_gramend_w_r_w_rsidrpr_00d41cd0_w_rpr_w_rstyle_w_val_citation_390_w_lang_w_val_en_us_w_rpr_w_t_list_w_t_w_r_w_prooferr_w_type_spellend_w_r_w_rsidrpr_00d41cd0_w_rpr_w_rstyle_w_val_citation_390_w_lang_w_val_en_us_w_rpr_w_t_xml_space_preserve }}</w:t>
+        <w:t xml:space="preserve">{{ attachment_list }}</w:t>
       </w:r>
     </w:p>
     <w:p>
@@ -332,7 +328,6 @@
           <w:lang w:val="en-US"/>
         </w:rPr>
       </w:pPr>
-      <w:proofErr w:type="gramStart"/>
       <w:r>
         <w:rPr>
           <w:rFonts w:ascii="Times New Roman" w:hAnsi="Times New Roman" w:cs="Times New Roman"/>
@@ -340,7 +335,7 @@
           <w:szCs w:val="24"/>
           <w:lang w:val="en-US"/>
         </w:rPr>
-        <w:t xml:space="preserve">{{ w_t_w_r_w_prooferr_w_type_spellstart_w_r_w_rpr_w_rfonts_w_ascii_times_new_roman_w_hansi_times_new_roman_w_cs_times_new_roman_w_sz_w_val_24_w_szcs_w_val_24_w_lang_w_val_en_us_w_rpr_w_t_sender_w_t_w_r_w_prooferr_w_type_gramend_w_r_w_rpr_w_rfonts_w_ascii_times_new_roman_w_hansi_times_new_roman_w_cs_times_new_roman_w_sz_w_val_24_w_szcs_w_val_24_w_lang_w_val_en_us_w_rpr_w_t_full_name_w_t_w_r_w_prooferr_w_type_spellend_w_r_w_rpr_w_rfonts_w_ascii_times_new_roman_w_hansi_times_new_roman_w_cs_times_new_roman_w_sz_w_val_24_w_szcs_w_val_24_w_lang_w_val_en_us_w_rpr_w_t_xml_space_preserve }}</w:t>
+        <w:t xml:space="preserve">{{ sender_full_name }}</w:t>
       </w:r>
       <w:r>
         <w:rPr>
